--- a/tillsyn/A 45828-2025 tillsynsbegäran.docx
+++ b/tillsyn/A 45828-2025 tillsynsbegäran.docx
@@ -463,7 +463,7 @@
     <w:r>
       <w:tab/>
       <w:tab/>
-      <w:t>2025-09-24</w:t>
+      <w:t>2025-09-25</w:t>
       <w:br/>
       <w:br/>
     </w:r>

--- a/tillsyn/A 45828-2025 tillsynsbegäran.docx
+++ b/tillsyn/A 45828-2025 tillsynsbegäran.docx
@@ -463,7 +463,7 @@
     <w:r>
       <w:tab/>
       <w:tab/>
-      <w:t>2025-09-25</w:t>
+      <w:t>2025-09-26</w:t>
       <w:br/>
       <w:br/>
     </w:r>

--- a/tillsyn/A 45828-2025 tillsynsbegäran.docx
+++ b/tillsyn/A 45828-2025 tillsynsbegäran.docx
@@ -463,7 +463,7 @@
     <w:r>
       <w:tab/>
       <w:tab/>
-      <w:t>2025-09-26</w:t>
+      <w:t>2025-09-27</w:t>
       <w:br/>
       <w:br/>
     </w:r>

--- a/tillsyn/A 45828-2025 tillsynsbegäran.docx
+++ b/tillsyn/A 45828-2025 tillsynsbegäran.docx
@@ -463,7 +463,7 @@
     <w:r>
       <w:tab/>
       <w:tab/>
-      <w:t>2025-09-27</w:t>
+      <w:t>2025-09-28</w:t>
       <w:br/>
       <w:br/>
     </w:r>

--- a/tillsyn/A 45828-2025 tillsynsbegäran.docx
+++ b/tillsyn/A 45828-2025 tillsynsbegäran.docx
@@ -463,7 +463,7 @@
     <w:r>
       <w:tab/>
       <w:tab/>
-      <w:t>2025-09-28</w:t>
+      <w:t>2025-09-29</w:t>
       <w:br/>
       <w:br/>
     </w:r>

--- a/tillsyn/A 45828-2025 tillsynsbegäran.docx
+++ b/tillsyn/A 45828-2025 tillsynsbegäran.docx
@@ -463,7 +463,7 @@
     <w:r>
       <w:tab/>
       <w:tab/>
-      <w:t>2025-09-29</w:t>
+      <w:t>2025-09-30</w:t>
       <w:br/>
       <w:br/>
     </w:r>

--- a/tillsyn/A 45828-2025 tillsynsbegäran.docx
+++ b/tillsyn/A 45828-2025 tillsynsbegäran.docx
@@ -463,7 +463,7 @@
     <w:r>
       <w:tab/>
       <w:tab/>
-      <w:t>2025-09-30</w:t>
+      <w:t>2025-10-01</w:t>
       <w:br/>
       <w:br/>
     </w:r>

--- a/tillsyn/A 45828-2025 tillsynsbegäran.docx
+++ b/tillsyn/A 45828-2025 tillsynsbegäran.docx
@@ -463,7 +463,7 @@
     <w:r>
       <w:tab/>
       <w:tab/>
-      <w:t>2025-10-01</w:t>
+      <w:t>2025-10-02</w:t>
       <w:br/>
       <w:br/>
     </w:r>

--- a/tillsyn/A 45828-2025 tillsynsbegäran.docx
+++ b/tillsyn/A 45828-2025 tillsynsbegäran.docx
@@ -463,7 +463,7 @@
     <w:r>
       <w:tab/>
       <w:tab/>
-      <w:t>2025-10-02</w:t>
+      <w:t>2025-10-03</w:t>
       <w:br/>
       <w:br/>
     </w:r>

--- a/tillsyn/A 45828-2025 tillsynsbegäran.docx
+++ b/tillsyn/A 45828-2025 tillsynsbegäran.docx
@@ -463,7 +463,7 @@
     <w:r>
       <w:tab/>
       <w:tab/>
-      <w:t>2025-10-03</w:t>
+      <w:t>2025-10-04</w:t>
       <w:br/>
       <w:br/>
     </w:r>

--- a/tillsyn/A 45828-2025 tillsynsbegäran.docx
+++ b/tillsyn/A 45828-2025 tillsynsbegäran.docx
@@ -463,7 +463,7 @@
     <w:r>
       <w:tab/>
       <w:tab/>
-      <w:t>2025-10-04</w:t>
+      <w:t>2025-10-05</w:t>
       <w:br/>
       <w:br/>
     </w:r>

--- a/tillsyn/A 45828-2025 tillsynsbegäran.docx
+++ b/tillsyn/A 45828-2025 tillsynsbegäran.docx
@@ -463,7 +463,7 @@
     <w:r>
       <w:tab/>
       <w:tab/>
-      <w:t>2025-10-05</w:t>
+      <w:t>2025-10-06</w:t>
       <w:br/>
       <w:br/>
     </w:r>

--- a/tillsyn/A 45828-2025 tillsynsbegäran.docx
+++ b/tillsyn/A 45828-2025 tillsynsbegäran.docx
@@ -463,7 +463,7 @@
     <w:r>
       <w:tab/>
       <w:tab/>
-      <w:t>2025-10-06</w:t>
+      <w:t>2025-10-07</w:t>
       <w:br/>
       <w:br/>
     </w:r>

--- a/tillsyn/A 45828-2025 tillsynsbegäran.docx
+++ b/tillsyn/A 45828-2025 tillsynsbegäran.docx
@@ -463,7 +463,7 @@
     <w:r>
       <w:tab/>
       <w:tab/>
-      <w:t>2025-10-07</w:t>
+      <w:t>2025-10-08</w:t>
       <w:br/>
       <w:br/>
     </w:r>

--- a/tillsyn/A 45828-2025 tillsynsbegäran.docx
+++ b/tillsyn/A 45828-2025 tillsynsbegäran.docx
@@ -463,7 +463,7 @@
     <w:r>
       <w:tab/>
       <w:tab/>
-      <w:t>2025-10-08</w:t>
+      <w:t>2025-10-09</w:t>
       <w:br/>
       <w:br/>
     </w:r>

--- a/tillsyn/A 45828-2025 tillsynsbegäran.docx
+++ b/tillsyn/A 45828-2025 tillsynsbegäran.docx
@@ -22,7 +22,139 @@
     </w:p>
     <w:p>
       <w:r>
-        <w:t>Nedan beskrivs fynd av fridlysta arter som gjorts i det avverkningsanmälda området. I BILAGA 1 finns artfakta om fridlysta arter.</w:t>
+        <w:t>Nedan beskrivs fynd av naturvårdsarter och fridlysta arter som gjorts i det avverkningsanmälda området. I BILAGA 1 finns artfakta om fridlysta arter.</w:t>
+      </w:r>
+    </w:p>
+    <w:p>
+      <w:pPr>
+        <w:pStyle w:val="Heading1"/>
+      </w:pPr>
+      <w:r>
+        <w:t>Naturvårdsarter</w:t>
+      </w:r>
+    </w:p>
+    <w:p>
+      <w:r>
+        <w:t>I avverkningsanmälan har följande 2 naturvårdsarter hittats: violmussling (NT) och stuplav (S). Av dessa är 1 rödlistade. För rödlistade arter har rödlistekategorin angivits inom parentes. Arter som är signalarter enligt Skogsstyrelsen har markerats med (S).</w:t>
+      </w:r>
+    </w:p>
+    <w:p>
+      <w:r>
+        <w:t>De påträffade naturvårdsarterna är ett tydligt kvitto på att detta rör sig om en skog med höga naturvärden. I Figur 1 visas en karta över det avverkningsanmälda området, där samtliga fyndplatser för naturvårdsarter som finns registrerade på Artportalen har markerats.</w:t>
+      </w:r>
+    </w:p>
+    <w:p>
+      <w:pPr>
+        <w:pStyle w:val="Caption"/>
+      </w:pPr>
+      <w:r>
+        <w:drawing>
+          <wp:inline xmlns:a="http://schemas.openxmlformats.org/drawingml/2006/main" xmlns:pic="http://schemas.openxmlformats.org/drawingml/2006/picture">
+            <wp:extent cx="5486400" cy="4080383"/>
+            <wp:docPr id="1" name="Picture 1"/>
+            <wp:cNvGraphicFramePr>
+              <a:graphicFrameLocks noChangeAspect="1"/>
+            </wp:cNvGraphicFramePr>
+            <a:graphic>
+              <a:graphicData uri="http://schemas.openxmlformats.org/drawingml/2006/picture">
+                <pic:pic>
+                  <pic:nvPicPr>
+                    <pic:cNvPr id="0" name="A 45828-2025 karta.png"/>
+                    <pic:cNvPicPr/>
+                  </pic:nvPicPr>
+                  <pic:blipFill>
+                    <a:blip r:embed="rId16"/>
+                    <a:stretch>
+                      <a:fillRect/>
+                    </a:stretch>
+                  </pic:blipFill>
+                  <pic:spPr>
+                    <a:xfrm>
+                      <a:off x="0" y="0"/>
+                      <a:ext cx="5486400" cy="4080383"/>
+                    </a:xfrm>
+                    <a:prstGeom prst="rect"/>
+                  </pic:spPr>
+                </pic:pic>
+              </a:graphicData>
+            </a:graphic>
+          </wp:inline>
+        </w:drawing>
+      </w:r>
+    </w:p>
+    <w:p>
+      <w:pPr>
+        <w:pStyle w:val="Caption"/>
+      </w:pPr>
+      <w:r>
+        <w:t>Figur 1. Fyndplatser för naturvårdsarter i det avverkningsanmälda området (röd linje). Markörer utan svart kant är placerade på fyndplatsen. Markörer med svart kant är placerade vid sidan av fyndplatsen och har ett svart streck som visar fyndplatsens exakta position. Kartans mittpunktskoordinat är N 7416399, E 794396 i SWEREF 99 TM.</w:t>
+      </w:r>
+    </w:p>
+    <w:p>
+      <w:r>
+        <w:rPr>
+          <w:b/>
+        </w:rPr>
+        <w:t>Stuplav</w:t>
+      </w:r>
+      <w:r>
+        <w:t xml:space="preserve"> är en mycket bra signalart i hela sitt utbredningsområde och förekommer nästan enbart i skogsmiljöer med höga naturvärden. Den indikerar långvarig förekomst av gamla lövträd och miljöer med konstant hög luftfuktighet. I skogar med suboceaniskt klimat finns det en mycket sällsynt parasit, njurlavsknapp </w:t>
+      </w:r>
+      <w:r>
+        <w:rPr>
+          <w:i/>
+        </w:rPr>
+        <w:t>Pletocarpon nephromeum</w:t>
+      </w:r>
+      <w:r>
+        <w:t xml:space="preserve"> (EN), som växer på stuplav (SLU Artdatabanken, 2024; Nitare &amp; Skogsstyrelsen, 2019).</w:t>
+      </w:r>
+    </w:p>
+    <w:p>
+      <w:r>
+        <w:rPr>
+          <w:b/>
+        </w:rPr>
+        <w:t>Violmussling (NT)</w:t>
+      </w:r>
+      <w:r>
+        <w:t xml:space="preserve"> växer på döda, oftast omkullfallna stammar av gran eller tall. De flesta fynden har gjorts i gammal, orörd skog och arten är en mycket god indikator på förekomst av lång skoglig kontinuitet. Platser som hyser stora bestånd av violmussling bör i första hand skyddas och undantas från skogsbruk. Flera sällsynta och mycket sällsynta tickor och skalbaggar är mer eller mindre starkt associerade med violtickor </w:t>
+      </w:r>
+      <w:r>
+        <w:rPr>
+          <w:i/>
+        </w:rPr>
+        <w:t>Trichaptum spp.</w:t>
+      </w:r>
+      <w:r>
+        <w:t xml:space="preserve"> och död ved som först rötats av någon </w:t>
+      </w:r>
+      <w:r>
+        <w:rPr>
+          <w:i/>
+        </w:rPr>
+        <w:t>Trichaptum-art</w:t>
+      </w:r>
+      <w:r>
+        <w:t>. Bland dessa kan nämnas brunkantad brunbagge</w:t>
+      </w:r>
+      <w:r>
+        <w:rPr>
+          <w:i/>
+        </w:rPr>
+        <w:t xml:space="preserve"> </w:t>
+      </w:r>
+      <w:r>
+        <w:t>(RE), gul mjukporing (CR), lämmelporing (EN), parasitporing (VU), gropig brunbagge (NT), gulbandad brunbagge</w:t>
+      </w:r>
+      <w:r>
+        <w:rPr>
+          <w:i/>
+        </w:rPr>
+        <w:t xml:space="preserve"> </w:t>
+      </w:r>
+      <w:r>
+        <w:t>(NT) och kilporing (NT) (SLU Artdatabanken, 2024; Nitare &amp; Skogsstyrelsen, 2019).</w:t>
       </w:r>
     </w:p>
     <w:p>
@@ -80,7 +212,7 @@
         <w:drawing>
           <wp:inline xmlns:a="http://schemas.openxmlformats.org/drawingml/2006/main" xmlns:pic="http://schemas.openxmlformats.org/drawingml/2006/picture">
             <wp:extent cx="5486400" cy="4749044"/>
-            <wp:docPr id="1" name="Picture 1"/>
+            <wp:docPr id="2" name="Picture 2"/>
             <wp:cNvGraphicFramePr>
               <a:graphicFrameLocks noChangeAspect="1"/>
             </wp:cNvGraphicFramePr>
@@ -92,7 +224,7 @@
                     <pic:cNvPicPr/>
                   </pic:nvPicPr>
                   <pic:blipFill>
-                    <a:blip r:embed="rId16"/>
+                    <a:blip r:embed="rId17"/>
                     <a:stretch>
                       <a:fillRect/>
                     </a:stretch>
@@ -463,7 +595,7 @@
     <w:r>
       <w:tab/>
       <w:tab/>
-      <w:t>2025-10-09</w:t>
+      <w:t>2025-10-10</w:t>
       <w:br/>
       <w:br/>
     </w:r>

--- a/tillsyn/A 45828-2025 tillsynsbegäran.docx
+++ b/tillsyn/A 45828-2025 tillsynsbegäran.docx
@@ -595,7 +595,7 @@
     <w:r>
       <w:tab/>
       <w:tab/>
-      <w:t>2025-10-10</w:t>
+      <w:t>2025-10-11</w:t>
       <w:br/>
       <w:br/>
     </w:r>

--- a/tillsyn/A 45828-2025 tillsynsbegäran.docx
+++ b/tillsyn/A 45828-2025 tillsynsbegäran.docx
@@ -595,7 +595,7 @@
     <w:r>
       <w:tab/>
       <w:tab/>
-      <w:t>2025-10-16</w:t>
+      <w:t>2025-10-17</w:t>
       <w:br/>
       <w:br/>
     </w:r>

--- a/tillsyn/A 45828-2025 tillsynsbegäran.docx
+++ b/tillsyn/A 45828-2025 tillsynsbegäran.docx
@@ -595,7 +595,7 @@
     <w:r>
       <w:tab/>
       <w:tab/>
-      <w:t>2025-10-17</w:t>
+      <w:t>2025-10-18</w:t>
       <w:br/>
       <w:br/>
     </w:r>

--- a/tillsyn/A 45828-2025 tillsynsbegäran.docx
+++ b/tillsyn/A 45828-2025 tillsynsbegäran.docx
@@ -595,7 +595,7 @@
     <w:r>
       <w:tab/>
       <w:tab/>
-      <w:t>2025-10-18</w:t>
+      <w:t>2025-10-19</w:t>
       <w:br/>
       <w:br/>
     </w:r>

--- a/tillsyn/A 45828-2025 tillsynsbegäran.docx
+++ b/tillsyn/A 45828-2025 tillsynsbegäran.docx
@@ -595,7 +595,7 @@
     <w:r>
       <w:tab/>
       <w:tab/>
-      <w:t>2025-10-19</w:t>
+      <w:t>2025-10-20</w:t>
       <w:br/>
       <w:br/>
     </w:r>

--- a/tillsyn/A 45828-2025 tillsynsbegäran.docx
+++ b/tillsyn/A 45828-2025 tillsynsbegäran.docx
@@ -595,7 +595,7 @@
     <w:r>
       <w:tab/>
       <w:tab/>
-      <w:t>2025-10-20</w:t>
+      <w:t>2025-10-21</w:t>
       <w:br/>
       <w:br/>
     </w:r>

--- a/tillsyn/A 45828-2025 tillsynsbegäran.docx
+++ b/tillsyn/A 45828-2025 tillsynsbegäran.docx
@@ -196,7 +196,7 @@
         <w:t>Pucciniastrum goodyerae</w:t>
       </w:r>
       <w:r>
-        <w:t xml:space="preserve"> är klassad som NE (ej bedömd) i rödlistan(SLU Artdatabanken, 2024).</w:t>
+        <w:t xml:space="preserve"> är klassad som NE (ej bedömd) i rödlistan (SLU Artdatabanken, 2024).</w:t>
       </w:r>
     </w:p>
     <w:p>
@@ -595,7 +595,7 @@
     <w:r>
       <w:tab/>
       <w:tab/>
-      <w:t>2025-10-21</w:t>
+      <w:t>2025-10-22</w:t>
       <w:br/>
       <w:br/>
     </w:r>

--- a/tillsyn/A 45828-2025 tillsynsbegäran.docx
+++ b/tillsyn/A 45828-2025 tillsynsbegäran.docx
@@ -595,7 +595,7 @@
     <w:r>
       <w:tab/>
       <w:tab/>
-      <w:t>2025-10-22</w:t>
+      <w:t>2025-10-23</w:t>
       <w:br/>
       <w:br/>
     </w:r>

--- a/tillsyn/A 45828-2025 tillsynsbegäran.docx
+++ b/tillsyn/A 45828-2025 tillsynsbegäran.docx
@@ -595,7 +595,7 @@
     <w:r>
       <w:tab/>
       <w:tab/>
-      <w:t>2025-10-23</w:t>
+      <w:t>2025-10-24</w:t>
       <w:br/>
       <w:br/>
     </w:r>

--- a/tillsyn/A 45828-2025 tillsynsbegäran.docx
+++ b/tillsyn/A 45828-2025 tillsynsbegäran.docx
@@ -595,7 +595,7 @@
     <w:r>
       <w:tab/>
       <w:tab/>
-      <w:t>2025-10-24</w:t>
+      <w:t>2025-10-25</w:t>
       <w:br/>
       <w:br/>
     </w:r>

--- a/tillsyn/A 45828-2025 tillsynsbegäran.docx
+++ b/tillsyn/A 45828-2025 tillsynsbegäran.docx
@@ -595,7 +595,7 @@
     <w:r>
       <w:tab/>
       <w:tab/>
-      <w:t>2025-10-25</w:t>
+      <w:t>2025-10-26</w:t>
       <w:br/>
       <w:br/>
     </w:r>

--- a/tillsyn/A 45828-2025 tillsynsbegäran.docx
+++ b/tillsyn/A 45828-2025 tillsynsbegäran.docx
@@ -595,7 +595,7 @@
     <w:r>
       <w:tab/>
       <w:tab/>
-      <w:t>2025-10-26</w:t>
+      <w:t>2025-10-27</w:t>
       <w:br/>
       <w:br/>
     </w:r>

--- a/tillsyn/A 45828-2025 tillsynsbegäran.docx
+++ b/tillsyn/A 45828-2025 tillsynsbegäran.docx
@@ -595,7 +595,7 @@
     <w:r>
       <w:tab/>
       <w:tab/>
-      <w:t>2025-10-27</w:t>
+      <w:t>2025-10-28</w:t>
       <w:br/>
       <w:br/>
     </w:r>

--- a/tillsyn/A 45828-2025 tillsynsbegäran.docx
+++ b/tillsyn/A 45828-2025 tillsynsbegäran.docx
@@ -595,7 +595,7 @@
     <w:r>
       <w:tab/>
       <w:tab/>
-      <w:t>2025-10-28</w:t>
+      <w:t>2025-10-29</w:t>
       <w:br/>
       <w:br/>
     </w:r>

--- a/tillsyn/A 45828-2025 tillsynsbegäran.docx
+++ b/tillsyn/A 45828-2025 tillsynsbegäran.docx
@@ -595,7 +595,7 @@
     <w:r>
       <w:tab/>
       <w:tab/>
-      <w:t>2025-10-29</w:t>
+      <w:t>2025-10-30</w:t>
       <w:br/>
       <w:br/>
     </w:r>

--- a/tillsyn/A 45828-2025 tillsynsbegäran.docx
+++ b/tillsyn/A 45828-2025 tillsynsbegäran.docx
@@ -595,7 +595,7 @@
     <w:r>
       <w:tab/>
       <w:tab/>
-      <w:t>2025-10-30</w:t>
+      <w:t>2025-10-31</w:t>
       <w:br/>
       <w:br/>
     </w:r>

--- a/tillsyn/A 45828-2025 tillsynsbegäran.docx
+++ b/tillsyn/A 45828-2025 tillsynsbegäran.docx
@@ -595,7 +595,7 @@
     <w:r>
       <w:tab/>
       <w:tab/>
-      <w:t>2025-10-31</w:t>
+      <w:t>2025-11-01</w:t>
       <w:br/>
       <w:br/>
     </w:r>

--- a/tillsyn/A 45828-2025 tillsynsbegäran.docx
+++ b/tillsyn/A 45828-2025 tillsynsbegäran.docx
@@ -595,7 +595,7 @@
     <w:r>
       <w:tab/>
       <w:tab/>
-      <w:t>2025-11-01</w:t>
+      <w:t>2025-11-02</w:t>
       <w:br/>
       <w:br/>
     </w:r>

--- a/tillsyn/A 45828-2025 tillsynsbegäran.docx
+++ b/tillsyn/A 45828-2025 tillsynsbegäran.docx
@@ -595,7 +595,7 @@
     <w:r>
       <w:tab/>
       <w:tab/>
-      <w:t>2025-11-02</w:t>
+      <w:t>2025-11-03</w:t>
       <w:br/>
       <w:br/>
     </w:r>

--- a/tillsyn/A 45828-2025 tillsynsbegäran.docx
+++ b/tillsyn/A 45828-2025 tillsynsbegäran.docx
@@ -595,7 +595,7 @@
     <w:r>
       <w:tab/>
       <w:tab/>
-      <w:t>2025-11-03</w:t>
+      <w:t>2025-11-04</w:t>
       <w:br/>
       <w:br/>
     </w:r>

--- a/tillsyn/A 45828-2025 tillsynsbegäran.docx
+++ b/tillsyn/A 45828-2025 tillsynsbegäran.docx
@@ -595,7 +595,7 @@
     <w:r>
       <w:tab/>
       <w:tab/>
-      <w:t>2025-11-04</w:t>
+      <w:t>2025-11-05</w:t>
       <w:br/>
       <w:br/>
     </w:r>

--- a/tillsyn/A 45828-2025 tillsynsbegäran.docx
+++ b/tillsyn/A 45828-2025 tillsynsbegäran.docx
@@ -595,7 +595,7 @@
     <w:r>
       <w:tab/>
       <w:tab/>
-      <w:t>2025-11-05</w:t>
+      <w:t>2025-11-06</w:t>
       <w:br/>
       <w:br/>
     </w:r>

--- a/tillsyn/A 45828-2025 tillsynsbegäran.docx
+++ b/tillsyn/A 45828-2025 tillsynsbegäran.docx
@@ -595,7 +595,7 @@
     <w:r>
       <w:tab/>
       <w:tab/>
-      <w:t>2025-11-06</w:t>
+      <w:t>2025-11-07</w:t>
       <w:br/>
       <w:br/>
     </w:r>

--- a/tillsyn/A 45828-2025 tillsynsbegäran.docx
+++ b/tillsyn/A 45828-2025 tillsynsbegäran.docx
@@ -595,7 +595,7 @@
     <w:r>
       <w:tab/>
       <w:tab/>
-      <w:t>2025-11-07</w:t>
+      <w:t>2025-11-08</w:t>
       <w:br/>
       <w:br/>
     </w:r>

--- a/tillsyn/A 45828-2025 tillsynsbegäran.docx
+++ b/tillsyn/A 45828-2025 tillsynsbegäran.docx
@@ -595,7 +595,7 @@
     <w:r>
       <w:tab/>
       <w:tab/>
-      <w:t>2025-11-08</w:t>
+      <w:t>2025-11-09</w:t>
       <w:br/>
       <w:br/>
     </w:r>

--- a/tillsyn/A 45828-2025 tillsynsbegäran.docx
+++ b/tillsyn/A 45828-2025 tillsynsbegäran.docx
@@ -595,7 +595,7 @@
     <w:r>
       <w:tab/>
       <w:tab/>
-      <w:t>2025-11-09</w:t>
+      <w:t>2025-11-10</w:t>
       <w:br/>
       <w:br/>
     </w:r>

--- a/tillsyn/A 45828-2025 tillsynsbegäran.docx
+++ b/tillsyn/A 45828-2025 tillsynsbegäran.docx
@@ -595,7 +595,7 @@
     <w:r>
       <w:tab/>
       <w:tab/>
-      <w:t>2025-11-10</w:t>
+      <w:t>2025-11-11</w:t>
       <w:br/>
       <w:br/>
     </w:r>

--- a/tillsyn/A 45828-2025 tillsynsbegäran.docx
+++ b/tillsyn/A 45828-2025 tillsynsbegäran.docx
@@ -595,7 +595,7 @@
     <w:r>
       <w:tab/>
       <w:tab/>
-      <w:t>2025-11-11</w:t>
+      <w:t>2025-11-12</w:t>
       <w:br/>
       <w:br/>
     </w:r>

--- a/tillsyn/A 45828-2025 tillsynsbegäran.docx
+++ b/tillsyn/A 45828-2025 tillsynsbegäran.docx
@@ -595,7 +595,7 @@
     <w:r>
       <w:tab/>
       <w:tab/>
-      <w:t>2025-11-12</w:t>
+      <w:t>2025-11-13</w:t>
       <w:br/>
       <w:br/>
     </w:r>

--- a/tillsyn/A 45828-2025 tillsynsbegäran.docx
+++ b/tillsyn/A 45828-2025 tillsynsbegäran.docx
@@ -595,7 +595,7 @@
     <w:r>
       <w:tab/>
       <w:tab/>
-      <w:t>2025-11-13</w:t>
+      <w:t>2025-11-14</w:t>
       <w:br/>
       <w:br/>
     </w:r>

--- a/tillsyn/A 45828-2025 tillsynsbegäran.docx
+++ b/tillsyn/A 45828-2025 tillsynsbegäran.docx
@@ -595,7 +595,7 @@
     <w:r>
       <w:tab/>
       <w:tab/>
-      <w:t>2025-11-14</w:t>
+      <w:t>2025-11-15</w:t>
       <w:br/>
       <w:br/>
     </w:r>

--- a/tillsyn/A 45828-2025 tillsynsbegäran.docx
+++ b/tillsyn/A 45828-2025 tillsynsbegäran.docx
@@ -595,7 +595,7 @@
     <w:r>
       <w:tab/>
       <w:tab/>
-      <w:t>2025-11-15</w:t>
+      <w:t>2025-11-20</w:t>
       <w:br/>
       <w:br/>
     </w:r>

--- a/tillsyn/A 45828-2025 tillsynsbegäran.docx
+++ b/tillsyn/A 45828-2025 tillsynsbegäran.docx
@@ -595,7 +595,7 @@
     <w:r>
       <w:tab/>
       <w:tab/>
-      <w:t>2025-11-20</w:t>
+      <w:t>2025-11-21</w:t>
       <w:br/>
       <w:br/>
     </w:r>

--- a/tillsyn/A 45828-2025 tillsynsbegäran.docx
+++ b/tillsyn/A 45828-2025 tillsynsbegäran.docx
@@ -595,7 +595,7 @@
     <w:r>
       <w:tab/>
       <w:tab/>
-      <w:t>2025-11-21</w:t>
+      <w:t>2025-11-22</w:t>
       <w:br/>
       <w:br/>
     </w:r>

--- a/tillsyn/A 45828-2025 tillsynsbegäran.docx
+++ b/tillsyn/A 45828-2025 tillsynsbegäran.docx
@@ -595,7 +595,7 @@
     <w:r>
       <w:tab/>
       <w:tab/>
-      <w:t>2025-11-22</w:t>
+      <w:t>2025-11-23</w:t>
       <w:br/>
       <w:br/>
     </w:r>

--- a/tillsyn/A 45828-2025 tillsynsbegäran.docx
+++ b/tillsyn/A 45828-2025 tillsynsbegäran.docx
@@ -595,7 +595,7 @@
     <w:r>
       <w:tab/>
       <w:tab/>
-      <w:t>2025-11-23</w:t>
+      <w:t>2025-11-24</w:t>
       <w:br/>
       <w:br/>
     </w:r>

--- a/tillsyn/A 45828-2025 tillsynsbegäran.docx
+++ b/tillsyn/A 45828-2025 tillsynsbegäran.docx
@@ -595,7 +595,7 @@
     <w:r>
       <w:tab/>
       <w:tab/>
-      <w:t>2025-11-24</w:t>
+      <w:t>2025-11-25</w:t>
       <w:br/>
       <w:br/>
     </w:r>

--- a/tillsyn/A 45828-2025 tillsynsbegäran.docx
+++ b/tillsyn/A 45828-2025 tillsynsbegäran.docx
@@ -595,7 +595,7 @@
     <w:r>
       <w:tab/>
       <w:tab/>
-      <w:t>2025-11-25</w:t>
+      <w:t>2025-11-26</w:t>
       <w:br/>
       <w:br/>
     </w:r>

--- a/tillsyn/A 45828-2025 tillsynsbegäran.docx
+++ b/tillsyn/A 45828-2025 tillsynsbegäran.docx
@@ -595,7 +595,7 @@
     <w:r>
       <w:tab/>
       <w:tab/>
-      <w:t>2025-11-26</w:t>
+      <w:t>2025-11-27</w:t>
       <w:br/>
       <w:br/>
     </w:r>

--- a/tillsyn/A 45828-2025 tillsynsbegäran.docx
+++ b/tillsyn/A 45828-2025 tillsynsbegäran.docx
@@ -595,7 +595,7 @@
     <w:r>
       <w:tab/>
       <w:tab/>
-      <w:t>2025-11-27</w:t>
+      <w:t>2025-11-28</w:t>
       <w:br/>
       <w:br/>
     </w:r>

--- a/tillsyn/A 45828-2025 tillsynsbegäran.docx
+++ b/tillsyn/A 45828-2025 tillsynsbegäran.docx
@@ -595,7 +595,7 @@
     <w:r>
       <w:tab/>
       <w:tab/>
-      <w:t>2025-11-28</w:t>
+      <w:t>2025-11-29</w:t>
       <w:br/>
       <w:br/>
     </w:r>

--- a/tillsyn/A 45828-2025 tillsynsbegäran.docx
+++ b/tillsyn/A 45828-2025 tillsynsbegäran.docx
@@ -595,7 +595,7 @@
     <w:r>
       <w:tab/>
       <w:tab/>
-      <w:t>2025-11-29</w:t>
+      <w:t>2025-11-30</w:t>
       <w:br/>
       <w:br/>
     </w:r>

--- a/tillsyn/A 45828-2025 tillsynsbegäran.docx
+++ b/tillsyn/A 45828-2025 tillsynsbegäran.docx
@@ -595,7 +595,7 @@
     <w:r>
       <w:tab/>
       <w:tab/>
-      <w:t>2025-11-30</w:t>
+      <w:t>2025-12-01</w:t>
       <w:br/>
       <w:br/>
     </w:r>

--- a/tillsyn/A 45828-2025 tillsynsbegäran.docx
+++ b/tillsyn/A 45828-2025 tillsynsbegäran.docx
@@ -595,7 +595,7 @@
     <w:r>
       <w:tab/>
       <w:tab/>
-      <w:t>2025-12-01</w:t>
+      <w:t>2025-12-02</w:t>
       <w:br/>
       <w:br/>
     </w:r>

--- a/tillsyn/A 45828-2025 tillsynsbegäran.docx
+++ b/tillsyn/A 45828-2025 tillsynsbegäran.docx
@@ -595,7 +595,7 @@
     <w:r>
       <w:tab/>
       <w:tab/>
-      <w:t>2025-12-02</w:t>
+      <w:t>2025-12-03</w:t>
       <w:br/>
       <w:br/>
     </w:r>

--- a/tillsyn/A 45828-2025 tillsynsbegäran.docx
+++ b/tillsyn/A 45828-2025 tillsynsbegäran.docx
@@ -595,7 +595,7 @@
     <w:r>
       <w:tab/>
       <w:tab/>
-      <w:t>2025-12-03</w:t>
+      <w:t>2025-12-04</w:t>
       <w:br/>
       <w:br/>
     </w:r>

--- a/tillsyn/A 45828-2025 tillsynsbegäran.docx
+++ b/tillsyn/A 45828-2025 tillsynsbegäran.docx
@@ -595,7 +595,7 @@
     <w:r>
       <w:tab/>
       <w:tab/>
-      <w:t>2025-12-04</w:t>
+      <w:t>2025-12-05</w:t>
       <w:br/>
       <w:br/>
     </w:r>

--- a/tillsyn/A 45828-2025 tillsynsbegäran.docx
+++ b/tillsyn/A 45828-2025 tillsynsbegäran.docx
@@ -595,7 +595,7 @@
     <w:r>
       <w:tab/>
       <w:tab/>
-      <w:t>2025-12-05</w:t>
+      <w:t>2025-12-06</w:t>
       <w:br/>
       <w:br/>
     </w:r>

--- a/tillsyn/A 45828-2025 tillsynsbegäran.docx
+++ b/tillsyn/A 45828-2025 tillsynsbegäran.docx
@@ -595,7 +595,7 @@
     <w:r>
       <w:tab/>
       <w:tab/>
-      <w:t>2025-12-06</w:t>
+      <w:t>2025-12-07</w:t>
       <w:br/>
       <w:br/>
     </w:r>

--- a/tillsyn/A 45828-2025 tillsynsbegäran.docx
+++ b/tillsyn/A 45828-2025 tillsynsbegäran.docx
@@ -595,7 +595,7 @@
     <w:r>
       <w:tab/>
       <w:tab/>
-      <w:t>2025-12-07</w:t>
+      <w:t>2025-12-08</w:t>
       <w:br/>
       <w:br/>
     </w:r>

--- a/tillsyn/A 45828-2025 tillsynsbegäran.docx
+++ b/tillsyn/A 45828-2025 tillsynsbegäran.docx
@@ -595,7 +595,7 @@
     <w:r>
       <w:tab/>
       <w:tab/>
-      <w:t>2025-12-08</w:t>
+      <w:t>2025-12-09</w:t>
       <w:br/>
       <w:br/>
     </w:r>

--- a/tillsyn/A 45828-2025 tillsynsbegäran.docx
+++ b/tillsyn/A 45828-2025 tillsynsbegäran.docx
@@ -595,7 +595,7 @@
     <w:r>
       <w:tab/>
       <w:tab/>
-      <w:t>2025-12-09</w:t>
+      <w:t>2025-12-10</w:t>
       <w:br/>
       <w:br/>
     </w:r>

--- a/tillsyn/A 45828-2025 tillsynsbegäran.docx
+++ b/tillsyn/A 45828-2025 tillsynsbegäran.docx
@@ -595,7 +595,7 @@
     <w:r>
       <w:tab/>
       <w:tab/>
-      <w:t>2025-12-10</w:t>
+      <w:t>2025-12-11</w:t>
       <w:br/>
       <w:br/>
     </w:r>

--- a/tillsyn/A 45828-2025 tillsynsbegäran.docx
+++ b/tillsyn/A 45828-2025 tillsynsbegäran.docx
@@ -595,7 +595,7 @@
     <w:r>
       <w:tab/>
       <w:tab/>
-      <w:t>2025-12-11</w:t>
+      <w:t>2025-12-12</w:t>
       <w:br/>
       <w:br/>
     </w:r>

--- a/tillsyn/A 45828-2025 tillsynsbegäran.docx
+++ b/tillsyn/A 45828-2025 tillsynsbegäran.docx
@@ -595,7 +595,7 @@
     <w:r>
       <w:tab/>
       <w:tab/>
-      <w:t>2025-12-12</w:t>
+      <w:t>2025-12-13</w:t>
       <w:br/>
       <w:br/>
     </w:r>

--- a/tillsyn/A 45828-2025 tillsynsbegäran.docx
+++ b/tillsyn/A 45828-2025 tillsynsbegäran.docx
@@ -595,7 +595,7 @@
     <w:r>
       <w:tab/>
       <w:tab/>
-      <w:t>2025-12-19</w:t>
+      <w:t>2025-12-20</w:t>
       <w:br/>
       <w:br/>
     </w:r>

--- a/tillsyn/A 45828-2025 tillsynsbegäran.docx
+++ b/tillsyn/A 45828-2025 tillsynsbegäran.docx
@@ -595,7 +595,7 @@
     <w:r>
       <w:tab/>
       <w:tab/>
-      <w:t>2025-12-20</w:t>
+      <w:t>2025-12-21</w:t>
       <w:br/>
       <w:br/>
     </w:r>

--- a/tillsyn/A 45828-2025 tillsynsbegäran.docx
+++ b/tillsyn/A 45828-2025 tillsynsbegäran.docx
@@ -595,7 +595,7 @@
     <w:r>
       <w:tab/>
       <w:tab/>
-      <w:t>2025-12-21</w:t>
+      <w:t>2025-12-22</w:t>
       <w:br/>
       <w:br/>
     </w:r>

--- a/tillsyn/A 45828-2025 tillsynsbegäran.docx
+++ b/tillsyn/A 45828-2025 tillsynsbegäran.docx
@@ -595,7 +595,7 @@
     <w:r>
       <w:tab/>
       <w:tab/>
-      <w:t>2025-12-22</w:t>
+      <w:t>2025-12-26</w:t>
       <w:br/>
       <w:br/>
     </w:r>

--- a/tillsyn/A 45828-2025 tillsynsbegäran.docx
+++ b/tillsyn/A 45828-2025 tillsynsbegäran.docx
@@ -595,7 +595,7 @@
     <w:r>
       <w:tab/>
       <w:tab/>
-      <w:t>2026-01-03</w:t>
+      <w:t>2026-01-04</w:t>
       <w:br/>
       <w:br/>
     </w:r>

--- a/tillsyn/A 45828-2025 tillsynsbegäran.docx
+++ b/tillsyn/A 45828-2025 tillsynsbegäran.docx
@@ -595,7 +595,7 @@
     <w:r>
       <w:tab/>
       <w:tab/>
-      <w:t>2026-01-07</w:t>
+      <w:t>2026-01-08</w:t>
       <w:br/>
       <w:br/>
     </w:r>

--- a/tillsyn/A 45828-2025 tillsynsbegäran.docx
+++ b/tillsyn/A 45828-2025 tillsynsbegäran.docx
@@ -595,7 +595,7 @@
     <w:r>
       <w:tab/>
       <w:tab/>
-      <w:t>2026-01-08</w:t>
+      <w:t>2026-01-09</w:t>
       <w:br/>
       <w:br/>
     </w:r>

--- a/tillsyn/A 45828-2025 tillsynsbegäran.docx
+++ b/tillsyn/A 45828-2025 tillsynsbegäran.docx
@@ -595,7 +595,7 @@
     <w:r>
       <w:tab/>
       <w:tab/>
-      <w:t>2026-01-09</w:t>
+      <w:t>2026-01-10</w:t>
       <w:br/>
       <w:br/>
     </w:r>

--- a/tillsyn/A 45828-2025 tillsynsbegäran.docx
+++ b/tillsyn/A 45828-2025 tillsynsbegäran.docx
@@ -595,7 +595,7 @@
     <w:r>
       <w:tab/>
       <w:tab/>
-      <w:t>2026-01-10</w:t>
+      <w:t>2026-01-11</w:t>
       <w:br/>
       <w:br/>
     </w:r>

--- a/tillsyn/A 45828-2025 tillsynsbegäran.docx
+++ b/tillsyn/A 45828-2025 tillsynsbegäran.docx
@@ -595,7 +595,7 @@
     <w:r>
       <w:tab/>
       <w:tab/>
-      <w:t>2026-01-11</w:t>
+      <w:t>2026-01-12</w:t>
       <w:br/>
       <w:br/>
     </w:r>

--- a/tillsyn/A 45828-2025 tillsynsbegäran.docx
+++ b/tillsyn/A 45828-2025 tillsynsbegäran.docx
@@ -595,7 +595,7 @@
     <w:r>
       <w:tab/>
       <w:tab/>
-      <w:t>2026-01-12</w:t>
+      <w:t>2026-01-13</w:t>
       <w:br/>
       <w:br/>
     </w:r>

--- a/tillsyn/A 45828-2025 tillsynsbegäran.docx
+++ b/tillsyn/A 45828-2025 tillsynsbegäran.docx
@@ -595,7 +595,7 @@
     <w:r>
       <w:tab/>
       <w:tab/>
-      <w:t>2026-01-13</w:t>
+      <w:t>2026-01-14</w:t>
       <w:br/>
       <w:br/>
     </w:r>

--- a/tillsyn/A 45828-2025 tillsynsbegäran.docx
+++ b/tillsyn/A 45828-2025 tillsynsbegäran.docx
@@ -595,7 +595,7 @@
     <w:r>
       <w:tab/>
       <w:tab/>
-      <w:t>2026-01-14</w:t>
+      <w:t>2026-01-15</w:t>
       <w:br/>
       <w:br/>
     </w:r>

--- a/tillsyn/A 45828-2025 tillsynsbegäran.docx
+++ b/tillsyn/A 45828-2025 tillsynsbegäran.docx
@@ -595,7 +595,7 @@
     <w:r>
       <w:tab/>
       <w:tab/>
-      <w:t>2026-01-15</w:t>
+      <w:t>2026-01-16</w:t>
       <w:br/>
       <w:br/>
     </w:r>

--- a/tillsyn/A 45828-2025 tillsynsbegäran.docx
+++ b/tillsyn/A 45828-2025 tillsynsbegäran.docx
@@ -595,7 +595,7 @@
     <w:r>
       <w:tab/>
       <w:tab/>
-      <w:t>2026-01-16</w:t>
+      <w:t>2026-01-17</w:t>
       <w:br/>
       <w:br/>
     </w:r>

--- a/tillsyn/A 45828-2025 tillsynsbegäran.docx
+++ b/tillsyn/A 45828-2025 tillsynsbegäran.docx
@@ -595,7 +595,7 @@
     <w:r>
       <w:tab/>
       <w:tab/>
-      <w:t>2026-01-17</w:t>
+      <w:t>2026-01-18</w:t>
       <w:br/>
       <w:br/>
     </w:r>

--- a/tillsyn/A 45828-2025 tillsynsbegäran.docx
+++ b/tillsyn/A 45828-2025 tillsynsbegäran.docx
@@ -595,7 +595,7 @@
     <w:r>
       <w:tab/>
       <w:tab/>
-      <w:t>2026-01-18</w:t>
+      <w:t>2026-01-19</w:t>
       <w:br/>
       <w:br/>
     </w:r>

--- a/tillsyn/A 45828-2025 tillsynsbegäran.docx
+++ b/tillsyn/A 45828-2025 tillsynsbegäran.docx
@@ -595,7 +595,7 @@
     <w:r>
       <w:tab/>
       <w:tab/>
-      <w:t>2026-01-19</w:t>
+      <w:t>2026-01-20</w:t>
       <w:br/>
       <w:br/>
     </w:r>

--- a/tillsyn/A 45828-2025 tillsynsbegäran.docx
+++ b/tillsyn/A 45828-2025 tillsynsbegäran.docx
@@ -595,7 +595,7 @@
     <w:r>
       <w:tab/>
       <w:tab/>
-      <w:t>2026-01-20</w:t>
+      <w:t>2026-01-21</w:t>
       <w:br/>
       <w:br/>
     </w:r>

--- a/tillsyn/A 45828-2025 tillsynsbegäran.docx
+++ b/tillsyn/A 45828-2025 tillsynsbegäran.docx
@@ -595,7 +595,7 @@
     <w:r>
       <w:tab/>
       <w:tab/>
-      <w:t>2026-01-21</w:t>
+      <w:t>2026-01-23</w:t>
       <w:br/>
       <w:br/>
     </w:r>

--- a/tillsyn/A 45828-2025 tillsynsbegäran.docx
+++ b/tillsyn/A 45828-2025 tillsynsbegäran.docx
@@ -595,7 +595,7 @@
     <w:r>
       <w:tab/>
       <w:tab/>
-      <w:t>2026-01-23</w:t>
+      <w:t>2026-01-24</w:t>
       <w:br/>
       <w:br/>
     </w:r>

--- a/tillsyn/A 45828-2025 tillsynsbegäran.docx
+++ b/tillsyn/A 45828-2025 tillsynsbegäran.docx
@@ -595,7 +595,7 @@
     <w:r>
       <w:tab/>
       <w:tab/>
-      <w:t>2026-01-24</w:t>
+      <w:t>2026-01-25</w:t>
       <w:br/>
       <w:br/>
     </w:r>

--- a/tillsyn/A 45828-2025 tillsynsbegäran.docx
+++ b/tillsyn/A 45828-2025 tillsynsbegäran.docx
@@ -595,7 +595,7 @@
     <w:r>
       <w:tab/>
       <w:tab/>
-      <w:t>2026-01-25</w:t>
+      <w:t>2026-01-26</w:t>
       <w:br/>
       <w:br/>
     </w:r>

--- a/tillsyn/A 45828-2025 tillsynsbegäran.docx
+++ b/tillsyn/A 45828-2025 tillsynsbegäran.docx
@@ -595,7 +595,7 @@
     <w:r>
       <w:tab/>
       <w:tab/>
-      <w:t>2026-01-26</w:t>
+      <w:t>2026-01-27</w:t>
       <w:br/>
       <w:br/>
     </w:r>

--- a/tillsyn/A 45828-2025 tillsynsbegäran.docx
+++ b/tillsyn/A 45828-2025 tillsynsbegäran.docx
@@ -595,7 +595,7 @@
     <w:r>
       <w:tab/>
       <w:tab/>
-      <w:t>2026-01-27</w:t>
+      <w:t>2026-01-28</w:t>
       <w:br/>
       <w:br/>
     </w:r>

--- a/tillsyn/A 45828-2025 tillsynsbegäran.docx
+++ b/tillsyn/A 45828-2025 tillsynsbegäran.docx
@@ -676,7 +676,7 @@
     <w:r>
       <w:tab/>
       <w:tab/>
-      <w:t>2026-05-16</w:t>
+      <w:t>2026-05-17</w:t>
       <w:br/>
       <w:br/>
     </w:r>

--- a/tillsyn/A 45828-2025 tillsynsbegäran.docx
+++ b/tillsyn/A 45828-2025 tillsynsbegäran.docx
@@ -676,7 +676,7 @@
     <w:r>
       <w:tab/>
       <w:tab/>
-      <w:t>2026-05-17</w:t>
+      <w:t>2026-05-18</w:t>
       <w:br/>
       <w:br/>
     </w:r>

--- a/tillsyn/A 45828-2025 tillsynsbegäran.docx
+++ b/tillsyn/A 45828-2025 tillsynsbegäran.docx
@@ -676,7 +676,7 @@
     <w:r>
       <w:tab/>
       <w:tab/>
-      <w:t>2026-05-18</w:t>
+      <w:t>2026-05-19</w:t>
       <w:br/>
       <w:br/>
     </w:r>

--- a/tillsyn/A 45828-2025 tillsynsbegäran.docx
+++ b/tillsyn/A 45828-2025 tillsynsbegäran.docx
@@ -676,7 +676,7 @@
     <w:r>
       <w:tab/>
       <w:tab/>
-      <w:t>2026-05-19</w:t>
+      <w:t>2026-05-20</w:t>
       <w:br/>
       <w:br/>
     </w:r>

--- a/tillsyn/A 45828-2025 tillsynsbegäran.docx
+++ b/tillsyn/A 45828-2025 tillsynsbegäran.docx
@@ -676,7 +676,7 @@
     <w:r>
       <w:tab/>
       <w:tab/>
-      <w:t>2026-05-20</w:t>
+      <w:t>2026-05-21</w:t>
       <w:br/>
       <w:br/>
     </w:r>

--- a/tillsyn/A 45828-2025 tillsynsbegäran.docx
+++ b/tillsyn/A 45828-2025 tillsynsbegäran.docx
@@ -676,7 +676,7 @@
     <w:r>
       <w:tab/>
       <w:tab/>
-      <w:t>2026-05-21</w:t>
+      <w:t>2026-05-22</w:t>
       <w:br/>
       <w:br/>
     </w:r>

--- a/tillsyn/A 45828-2025 tillsynsbegäran.docx
+++ b/tillsyn/A 45828-2025 tillsynsbegäran.docx
@@ -676,7 +676,7 @@
     <w:r>
       <w:tab/>
       <w:tab/>
-      <w:t>2026-05-22</w:t>
+      <w:t>2026-05-23</w:t>
       <w:br/>
       <w:br/>
     </w:r>

--- a/tillsyn/A 45828-2025 tillsynsbegäran.docx
+++ b/tillsyn/A 45828-2025 tillsynsbegäran.docx
@@ -676,7 +676,7 @@
     <w:r>
       <w:tab/>
       <w:tab/>
-      <w:t>2026-05-23</w:t>
+      <w:t>2026-05-24</w:t>
       <w:br/>
       <w:br/>
     </w:r>

--- a/tillsyn/A 45828-2025 tillsynsbegäran.docx
+++ b/tillsyn/A 45828-2025 tillsynsbegäran.docx
@@ -676,7 +676,7 @@
     <w:r>
       <w:tab/>
       <w:tab/>
-      <w:t>2026-05-24</w:t>
+      <w:t>2026-05-25</w:t>
       <w:br/>
       <w:br/>
     </w:r>

--- a/tillsyn/A 45828-2025 tillsynsbegäran.docx
+++ b/tillsyn/A 45828-2025 tillsynsbegäran.docx
@@ -676,7 +676,7 @@
     <w:r>
       <w:tab/>
       <w:tab/>
-      <w:t>2026-05-25</w:t>
+      <w:t>2026-05-26</w:t>
       <w:br/>
       <w:br/>
     </w:r>

--- a/tillsyn/A 45828-2025 tillsynsbegäran.docx
+++ b/tillsyn/A 45828-2025 tillsynsbegäran.docx
@@ -676,7 +676,7 @@
     <w:r>
       <w:tab/>
       <w:tab/>
-      <w:t>2026-05-26</w:t>
+      <w:t>2026-05-27</w:t>
       <w:br/>
       <w:br/>
     </w:r>

--- a/tillsyn/A 45828-2025 tillsynsbegäran.docx
+++ b/tillsyn/A 45828-2025 tillsynsbegäran.docx
@@ -676,7 +676,7 @@
     <w:r>
       <w:tab/>
       <w:tab/>
-      <w:t>2026-05-27</w:t>
+      <w:t>2026-05-28</w:t>
       <w:br/>
       <w:br/>
     </w:r>

--- a/tillsyn/A 45828-2025 tillsynsbegäran.docx
+++ b/tillsyn/A 45828-2025 tillsynsbegäran.docx
@@ -676,7 +676,7 @@
     <w:r>
       <w:tab/>
       <w:tab/>
-      <w:t>2026-05-28</w:t>
+      <w:t>2026-05-29</w:t>
       <w:br/>
       <w:br/>
     </w:r>

--- a/tillsyn/A 45828-2025 tillsynsbegäran.docx
+++ b/tillsyn/A 45828-2025 tillsynsbegäran.docx
@@ -676,7 +676,7 @@
     <w:r>
       <w:tab/>
       <w:tab/>
-      <w:t>2026-05-29</w:t>
+      <w:t>2026-05-30</w:t>
       <w:br/>
       <w:br/>
     </w:r>

--- a/tillsyn/A 45828-2025 tillsynsbegäran.docx
+++ b/tillsyn/A 45828-2025 tillsynsbegäran.docx
@@ -676,7 +676,7 @@
     <w:r>
       <w:tab/>
       <w:tab/>
-      <w:t>2026-05-30</w:t>
+      <w:t>2026-05-31</w:t>
       <w:br/>
       <w:br/>
     </w:r>

--- a/tillsyn/A 45828-2025 tillsynsbegäran.docx
+++ b/tillsyn/A 45828-2025 tillsynsbegäran.docx
@@ -676,7 +676,7 @@
     <w:r>
       <w:tab/>
       <w:tab/>
-      <w:t>2026-05-31</w:t>
+      <w:t>2026-06-01</w:t>
       <w:br/>
       <w:br/>
     </w:r>

--- a/tillsyn/A 45828-2025 tillsynsbegäran.docx
+++ b/tillsyn/A 45828-2025 tillsynsbegäran.docx
@@ -676,7 +676,7 @@
     <w:r>
       <w:tab/>
       <w:tab/>
-      <w:t>2026-06-01</w:t>
+      <w:t>2026-06-02</w:t>
       <w:br/>
       <w:br/>
     </w:r>

--- a/tillsyn/A 45828-2025 tillsynsbegäran.docx
+++ b/tillsyn/A 45828-2025 tillsynsbegäran.docx
@@ -676,7 +676,7 @@
     <w:r>
       <w:tab/>
       <w:tab/>
-      <w:t>2026-06-02</w:t>
+      <w:t>2026-06-03</w:t>
       <w:br/>
       <w:br/>
     </w:r>

--- a/tillsyn/A 45828-2025 tillsynsbegäran.docx
+++ b/tillsyn/A 45828-2025 tillsynsbegäran.docx
@@ -676,7 +676,7 @@
     <w:r>
       <w:tab/>
       <w:tab/>
-      <w:t>2026-06-03</w:t>
+      <w:t>2026-06-04</w:t>
       <w:br/>
       <w:br/>
     </w:r>

--- a/tillsyn/A 45828-2025 tillsynsbegäran.docx
+++ b/tillsyn/A 45828-2025 tillsynsbegäran.docx
@@ -676,7 +676,7 @@
     <w:r>
       <w:tab/>
       <w:tab/>
-      <w:t>2026-06-04</w:t>
+      <w:t>2026-06-05</w:t>
       <w:br/>
       <w:br/>
     </w:r>

--- a/tillsyn/A 45828-2025 tillsynsbegäran.docx
+++ b/tillsyn/A 45828-2025 tillsynsbegäran.docx
@@ -676,7 +676,7 @@
     <w:r>
       <w:tab/>
       <w:tab/>
-      <w:t>2026-06-05</w:t>
+      <w:t>2026-06-06</w:t>
       <w:br/>
       <w:br/>
     </w:r>

--- a/tillsyn/A 45828-2025 tillsynsbegäran.docx
+++ b/tillsyn/A 45828-2025 tillsynsbegäran.docx
@@ -676,7 +676,7 @@
     <w:r>
       <w:tab/>
       <w:tab/>
-      <w:t>2026-06-06</w:t>
+      <w:t>2026-06-07</w:t>
       <w:br/>
       <w:br/>
     </w:r>

--- a/tillsyn/A 45828-2025 tillsynsbegäran.docx
+++ b/tillsyn/A 45828-2025 tillsynsbegäran.docx
@@ -676,7 +676,7 @@
     <w:r>
       <w:tab/>
       <w:tab/>
-      <w:t>2026-06-07</w:t>
+      <w:t>2026-06-08</w:t>
       <w:br/>
       <w:br/>
     </w:r>
